--- a/docs/deliverables/成员A-需求分析-审核稿-v1.0.docx
+++ b/docs/deliverables/成员A-需求分析-审核稿-v1.0.docx
@@ -12,12 +12,12 @@
     </w:p>
     <w:p>
       <w:r>
-        <w:t>审核日期：2026-09-08。来源：《成员A_需求分析 (1).docx》。原稿未提供明确的成稿日期或版本号，本稿不补造；“成员 A”按当前分工对应陈婧琳，审核归档不改变原作者署名或认定个人代码贡献。</w:t>
+        <w:t>审核日期：2026-09-08。原稿作者：陈婧琳（成员 A）。来源：《成员A_需求分析 (1).docx》。本稿对应前台与用户中心需求，保留原稿作为阶段材料，整合后的全项目范围以团队项目需求文档为准。</w:t>
       </w:r>
     </w:p>
     <w:p>
       <w:r>
-        <w:t xml:space="preserve">原附件保留为阶段性分析稿。本稿给出范围修正、当前实现映射及可用于整合文档的需求文本，不能用原稿的“一周版本”“本期优先”“占位”删减最终完整规格，也不替代 </w:t>
+        <w:t xml:space="preserve">原稿中的“一周版本”“本期优先”和占位安排属于历史排期，不能删减最终需求。本稿修正范围与编号，并列出实际页面入口和验收标准，便于与 </w:t>
       </w:r>
       <w:hyperlink r:id="rId10">
         <w:r>
@@ -28,9 +28,20 @@
         </w:r>
       </w:hyperlink>
       <w:r>
-        <w:t xml:space="preserve">。本次仅审核文档和已有代码，没有运行测试；测试结果及外部验收边界以该矩阵和 </w:t>
+        <w:t xml:space="preserve"> 对照。当前功能验证见 </w:t>
       </w:r>
       <w:hyperlink r:id="rId11">
+        <w:r>
+          <w:rPr>
+            <w:color w:val="245578"/>
+          </w:rPr>
+          <w:t>系统测试报告</w:t>
+        </w:r>
+      </w:hyperlink>
+      <w:r>
+        <w:t xml:space="preserve">；正式商户、真机和生产资源等条件见 </w:t>
+      </w:r>
+      <w:hyperlink r:id="rId12">
         <w:r>
           <w:rPr>
             <w:color w:val="245578"/>
@@ -39,7 +50,7 @@
         </w:r>
       </w:hyperlink>
       <w:r>
-        <w:t xml:space="preserve"> 为准。</w:t>
+        <w:t>。文档审核本身不产生新的软件测试结果。</w:t>
       </w:r>
     </w:p>
     <w:p>
@@ -89,6 +100,7 @@
           </w:tcPr>
           <w:p>
             <w:pPr>
+              <w:keepNext/>
               <w:spacing w:line="276" w:lineRule="auto" w:after="20"/>
               <w:jc w:val="center"/>
             </w:pPr>
@@ -115,6 +127,7 @@
           </w:tcPr>
           <w:p>
             <w:pPr>
+              <w:keepNext/>
               <w:spacing w:line="276" w:lineRule="auto" w:after="20"/>
               <w:jc w:val="center"/>
             </w:pPr>
@@ -141,6 +154,7 @@
           </w:tcPr>
           <w:p>
             <w:pPr>
+              <w:keepNext/>
               <w:spacing w:line="276" w:lineRule="auto" w:after="20"/>
               <w:jc w:val="center"/>
             </w:pPr>
@@ -933,7 +947,7 @@
       <w:r>
         <w:t xml:space="preserve">成员 A 负责品牌官网和用户中心的前端页面、交互、响应式及接口联调；C 提供商品/价格/库存/交易核心能力，D 提供 CMS/媒体/客服与运营能力，组长负责认证、权限和整合。原 B2B 工作后续由甘文韬承接，见 </w:t>
       </w:r>
-      <w:hyperlink r:id="rId12">
+      <w:hyperlink r:id="rId13">
         <w:r>
           <w:rPr>
             <w:color w:val="245578"/>
@@ -949,7 +963,7 @@
       <w:r>
         <w:t xml:space="preserve">正式会议纪要独立归档，见 </w:t>
       </w:r>
-      <w:hyperlink r:id="rId13">
+      <w:hyperlink r:id="rId14">
         <w:r>
           <w:rPr>
             <w:color w:val="245578"/>
@@ -1023,6 +1037,7 @@
           </w:tcPr>
           <w:p>
             <w:pPr>
+              <w:keepNext/>
               <w:spacing w:line="276" w:lineRule="auto" w:after="20"/>
               <w:jc w:val="center"/>
             </w:pPr>
@@ -1049,6 +1064,7 @@
           </w:tcPr>
           <w:p>
             <w:pPr>
+              <w:keepNext/>
               <w:spacing w:line="276" w:lineRule="auto" w:after="20"/>
               <w:jc w:val="center"/>
             </w:pPr>
@@ -1075,6 +1091,7 @@
           </w:tcPr>
           <w:p>
             <w:pPr>
+              <w:keepNext/>
               <w:spacing w:line="276" w:lineRule="auto" w:after="20"/>
               <w:jc w:val="center"/>
             </w:pPr>
@@ -2815,6 +2832,9 @@
       </w:r>
     </w:p>
     <w:p>
+      <w:pPr>
+        <w:keepNext/>
+      </w:pPr>
       <w:r>
         <w:t>最终验收以原文 ACC-001～010、§21.2～21.5 为准，不以 A-ACC 的局部页面检查替代：</w:t>
       </w:r>
@@ -2901,6 +2921,7 @@
           </w:tcPr>
           <w:p>
             <w:pPr>
+              <w:keepNext/>
               <w:spacing w:line="276" w:lineRule="auto" w:after="20"/>
               <w:jc w:val="center"/>
             </w:pPr>
@@ -2927,6 +2948,7 @@
           </w:tcPr>
           <w:p>
             <w:pPr>
+              <w:keepNext/>
               <w:spacing w:line="276" w:lineRule="auto" w:after="20"/>
               <w:jc w:val="center"/>
             </w:pPr>
@@ -2953,6 +2975,7 @@
           </w:tcPr>
           <w:p>
             <w:pPr>
+              <w:keepNext/>
               <w:spacing w:line="276" w:lineRule="auto" w:after="20"/>
               <w:jc w:val="center"/>
             </w:pPr>
@@ -3960,6 +3983,9 @@
       </w:pPr>
     </w:p>
     <w:p>
+      <w:pPr>
+        <w:keepNext/>
+      </w:pPr>
       <w:r>
         <w:t>实现定位供审核者复核，不据此推断个人独立完成量：</w:t>
       </w:r>
@@ -4214,7 +4240,7 @@
       <w:r>
         <w:t>、</w:t>
       </w:r>
-      <w:hyperlink r:id="rId14">
+      <w:hyperlink r:id="rId15">
         <w:r>
           <w:rPr>
             <w:color w:val="245578"/>
@@ -4225,7 +4251,7 @@
       <w:r>
         <w:t>、</w:t>
       </w:r>
-      <w:hyperlink r:id="rId15">
+      <w:hyperlink r:id="rId16">
         <w:r>
           <w:rPr>
             <w:color w:val="245578"/>
@@ -4234,30 +4260,7 @@
         </w:r>
       </w:hyperlink>
       <w:r>
-        <w:t>。本审核不新增通过数、签字或正式上线结论。</w:t>
-      </w:r>
-    </w:p>
-    <w:p>
-      <w:pPr>
-        <w:pStyle w:val="Heading1"/>
-      </w:pPr>
-      <w:r>
-        <w:t>7 Word 审核副本的结构与版式建议</w:t>
-      </w:r>
-    </w:p>
-    <w:p>
-      <w:r>
-        <w:t>已逐页查看主任务提供的原稿 10 页渲染图，没有重新渲染或改动原附件。正文和表格可读，未见明显截字、重叠或缺字；第 6、8 页末尾各有一处孤立表头，必须与首条数据行保持在同页。第 3～9 页的需求编号列偏窄，编号普遍被拆成两行，造成不必要的行高；应调整列宽并使用常规、统一的英文/数字字体，保留长表跨页重复表头。</w:t>
-      </w:r>
-    </w:p>
-    <w:p>
-      <w:r>
-        <w:t>原稿直接从第 3 节开始，后续从第 5 节跳到第 13、21 节，不适合作为独立完整报告的最终结构。审核副本可依据本稿重建为“文档说明、项目范围、协作边界、信息架构、前台需求、用户中心、UI 与无障碍、验收要求、编号映射”连续章节；旧章节和需求编号保留在映射中。首页和页眉应明确“成员 A 需求分析审核稿”，不能继续让读者误认为该文件就是全项目最终规格。</w:t>
-      </w:r>
-    </w:p>
-    <w:p>
-      <w:r>
-        <w:t>第 10 页留白本身不构成错误。补齐范围和验收内容后自然分页，不必维持原稿 10 页，也不要为凑页数扩大间距。原附件保留，Word 审核副本另存；重建后的实际页数和版式由主任务再次逐页检查。</w:t>
+        <w:t>。这些证据分别对应其记录的提交和测试范围，不用于推算个人工作量。</w:t>
       </w:r>
     </w:p>
     <w:sectPr>
